--- a/docs/a traduire/8/Conclusion_Generale_FR.docx
+++ b/docs/a traduire/8/Conclusion_Generale_FR.docx
@@ -381,7 +381,7 @@
           <w:color w:val="202020"/>
           <w:sz w:val="22"/>
         </w:rPr>
-        <w:t>L'indice CACI (Compute-Adjusted Competitive Index) developpe dans cette etude permet de quantifier l'asymetrie structurelle. Sur le snapshot du tableau de bord public d'avril 2026, le ratio brut compute installe operationnel US/UE(13) s'etablit a 17,6:1, traduit par une formule geometrique ponderee F^0,40 x L^0,20 x R^0,15 / E^0,25 en un ratio CACI Power Mode de 3,46:1. La concentration de 76,9 pour cent du compute IA operationnel mondial aux Etats-Unis (49,9 pour cent en incluant les capacites planifiees), un capex annuel des hyperscalers de 660-690 milliards USD (superieur au PIB de la Suede), et un cout de training des modeles frontier 5 a 10 fois inferieur au cout europeen confirment cette domination. L'avantage est auto-renforcant : les entreprises disposant d'un acces abondant au compute captent des rentes d'innovation et de donnees qui sont tres difficiles a rattraper ensuite (chapitre IV).</w:t>
+        <w:t>L'indice CACI (Compute-Adjusted Competitive Index) developpe dans cette etude permet de quantifier l'asymetrie structurelle. Sur le snapshot du tableau de bord public d'avril 2026, le ratio brut compute installe operationnel US/UE(13) s'etablit a 17,6:1, traduit par une formule geometrique ponderee F^0,40 x L^0,20 x R^0,15 / E^0,25 en un ratio CACI Power Mode de 3,64:1. La concentration de 78,9 pour cent du compute IA operationnel mondial aux Etats-Unis (49,9 pour cent en incluant les capacites planifiees), un capex annuel des hyperscalers de 660-690 milliards USD (superieur au PIB de la Suede), et un cout de training des modeles frontier 5 a 10 fois inferieur au cout europeen confirment cette domination. L'avantage est auto-renforcant : les entreprises disposant d'un acces abondant au compute captent des rentes d'innovation et de donnees qui sont tres difficiles a rattraper ensuite (chapitre IV).</w:t>
       </w:r>
     </w:p>
     <w:p>
@@ -396,7 +396,7 @@
           <w:color w:val="202020"/>
           <w:sz w:val="22"/>
         </w:rPr>
-        <w:t>Une nuance methodologique importante issue du chapitre I (Fig 1.8) : la decomposition Phys/Sov rigoureusement calculee a partir du champ Owner d'Epoch AI revele que l'asymetrie est differenciee selon les juridictions. Les Etats-Unis et la Chine sont integralement souverains sur leur compute installe (CACI Phys = CACI Sov). L'UE est aussi tres largement souveraine sur son F installe (99,2 pour cent UE-owned). Le cas extreme est celui des Emirats arabes unis : 99,6 pour cent du F_total emirati est detenu par des operateurs US-side (Stargate UAE, Microsoft, OpenAI), faisant chuter le CACI souverain de 55,7 (Physique) a 6,0. Cette dissociation Phys/Sov, formalisee au chapitre V section 5.9.2 sous l'hypothese d'activation des Cloud Sovereignty Mandates 2028, transforme radicalement la lecture de l'asymetrie : la vulnerabilite europeenne se situe non sur le compute installe mais sur la couche operationnelle des charges cloud (majoritairement hebergees sur AWS/Azure/GCP).</w:t>
+        <w:t>Une nuance methodologique importante issue du chapitre I (Fig 1.8) : la decomposition Phys/Sov rigoureusement calculee a partir du champ Owner d'Epoch AI revele que l'asymetrie est differenciee selon les juridictions. Les Etats-Unis et la Chine sont integralement souverains sur leur compute installe (CACI Phys = CACI Sov). L'UE est aussi tres largement souveraine sur son F installe (78,6 pour cent UE-owned). Le cas extreme est celui des Emirats arabes unis : 99,6 pour cent du F_total emirati est detenu par des operateurs US-side (Stargate UAE, Microsoft, OpenAI), faisant chuter le CACI souverain de 55,7 (Physique) a 6,0. Cette dissociation Phys/Sov, formalisee au chapitre V section 5.9.2 sous l'hypothese d'activation des Cloud Sovereignty Mandates 2028, transforme radicalement la lecture de l'asymetrie : la vulnerabilite europeenne se situe non sur le compute installe mais sur la couche operationnelle des charges cloud (majoritairement hebergees sur AWS/Azure/GCP).</w:t>
       </w:r>
     </w:p>
     <w:p>
@@ -856,7 +856,7 @@
           <w:color w:val="202020"/>
           <w:sz w:val="22"/>
         </w:rPr>
-        <w:t>Le temps presse. Le point de basculement identifie dans cette etude se situe en 2028 : convergence de la saturation compute et energie UE (chapitre V section 5.7.3), activation potentielle des Cloud Sovereignty Mandates (chapitre V section 5.9), et fin probable de la fenetre de vulnerabilite avant cristallisation des positions. Apres cette date, les positions se rigidifient autour de la baseline 17,6:1 brut / 3,46:1 CACI Power Mode et les dependances deviennent structurelles. La fenetre d'action strategique 2026-2028 est etroite. Les 109 milliards EUR d'investissements IA annonces pour la France, le programme InvestAI de 200 milliards EUR, la montee en puissance de Mistral Compute, et les sites nucleaires EDF dedies constituent les elements d'une reponse. Mais entre l'annonce et l'execution, il y a la distance qui separe la strategie du reel. L'Inde promet 200 milliards USD mais ne dispose que de 1,4 GW installe. L'Europe ne peut pas se permettre un ecart comparable entre ambition et realisation.</w:t>
+        <w:t>Le temps presse. Le point de basculement identifie dans cette etude se situe en 2028 : convergence de la saturation compute et energie UE (chapitre V section 5.7.3), activation potentielle des Cloud Sovereignty Mandates (chapitre V section 5.9), et fin probable de la fenetre de vulnerabilite avant cristallisation des positions. Apres cette date, les positions se rigidifient autour de la baseline 17,6:1 brut / 3,64:1 CACI Power Mode et les dependances deviennent structurelles. La fenetre d'action strategique 2026-2028 est etroite. Les 109 milliards EUR d'investissements IA annonces pour la France, le programme InvestAI de 200 milliards EUR, la montee en puissance de Mistral Compute, et les sites nucleaires EDF dedies constituent les elements d'une reponse. Mais entre l'annonce et l'execution, il y a la distance qui separe la strategie du reel. L'Inde promet 200 milliards USD mais ne dispose que de 1,4 GW installe. L'Europe ne peut pas se permettre un ecart comparable entre ambition et realisation.</w:t>
       </w:r>
     </w:p>
     <w:p>
@@ -916,7 +916,7 @@
           <w:color w:val="555555"/>
           <w:sz w:val="18"/>
         </w:rPr>
-        <w:t>Source : construction de l'auteur, calibration sur le snapshot avril 2026 (US 76,9 pct compute IA operationnel, ratio brut UE 17,6:1, CACI Power Mode 3,46:1).</w:t>
+        <w:t>Source : construction de l'auteur, calibration sur le snapshot avril 2026 (US 78,9 pct compute IA operationnel, ratio brut UE 17,6:1, CACI Power Mode 3,64:1).</w:t>
       </w:r>
     </w:p>
     <w:tbl>
@@ -1056,7 +1056,7 @@
                 <w:color w:val="202020"/>
                 <w:sz w:val="20"/>
               </w:rPr>
-              <w:t>Compute gap 17,6:1 brut / 3,46:1 CACI ; couts training x5-10</w:t>
+              <w:t>Compute gap 17,6:1 brut / 3,64:1 CACI ; couts training x5-10</w:t>
             </w:r>
           </w:p>
         </w:tc>

--- a/docs/a traduire/8/Conclusion_Generale_FR.docx
+++ b/docs/a traduire/8/Conclusion_Generale_FR.docx
@@ -381,7 +381,7 @@
           <w:color w:val="202020"/>
           <w:sz w:val="22"/>
         </w:rPr>
-        <w:t>L'indice CACI (Compute-Adjusted Competitive Index) developpe dans cette etude permet de quantifier l'asymetrie structurelle. Sur le snapshot du tableau de bord public d'avril 2026, le ratio brut compute installe operationnel US/UE(13) s'etablit a 17,6:1, traduit par une formule geometrique ponderee F^0,40 x L^0,20 x R^0,15 / E^0,25 en un ratio CACI Power Mode de 3,64:1. La concentration de 78,9 pour cent du compute IA operationnel mondial aux Etats-Unis (49,9 pour cent en incluant les capacites planifiees), un capex annuel des hyperscalers de 660-690 milliards USD (superieur au PIB de la Suede), et un cout de training des modeles frontier 5 a 10 fois inferieur au cout europeen confirment cette domination. L'avantage est auto-renforcant : les entreprises disposant d'un acces abondant au compute captent des rentes d'innovation et de donnees qui sont tres difficiles a rattraper ensuite (chapitre IV).</w:t>
+        <w:t>L'indice CACI (Compute-Adjusted Competitive Index) developpe dans cette etude permet de quantifier l'asymetrie structurelle. Sur le snapshot du tableau de bord public d'avril 2026, le ratio brut compute installe operationnel US/UE(13) s'etablit a 17,6:1, traduit par une formule geometrique ponderee F^0,40 x L^0,20 x R^0,15 / E^0,25 en un ratio CACI Power Mode de 3,47:1. La concentration de 78,9 pour cent du compute IA operationnel mondial aux Etats-Unis (49,9 pour cent en incluant les capacites planifiees), un capex annuel des hyperscalers de 660-690 milliards USD (superieur au PIB de la Suede), et un cout de training des modeles frontier 5 a 10 fois inferieur au cout europeen confirment cette domination. L'avantage est auto-renforcant : les entreprises disposant d'un acces abondant au compute captent des rentes d'innovation et de donnees qui sont tres difficiles a rattraper ensuite (chapitre IV).</w:t>
       </w:r>
     </w:p>
     <w:p>
@@ -856,7 +856,7 @@
           <w:color w:val="202020"/>
           <w:sz w:val="22"/>
         </w:rPr>
-        <w:t>Le temps presse. Le point de basculement identifie dans cette etude se situe en 2028 : convergence de la saturation compute et energie UE (chapitre V section 5.7.3), activation potentielle des Cloud Sovereignty Mandates (chapitre V section 5.9), et fin probable de la fenetre de vulnerabilite avant cristallisation des positions. Apres cette date, les positions se rigidifient autour de la baseline 17,6:1 brut / 3,64:1 CACI Power Mode et les dependances deviennent structurelles. La fenetre d'action strategique 2026-2028 est etroite. Les 109 milliards EUR d'investissements IA annonces pour la France, le programme InvestAI de 200 milliards EUR, la montee en puissance de Mistral Compute, et les sites nucleaires EDF dedies constituent les elements d'une reponse. Mais entre l'annonce et l'execution, il y a la distance qui separe la strategie du reel. L'Inde promet 200 milliards USD mais ne dispose que de 1,4 GW installe. L'Europe ne peut pas se permettre un ecart comparable entre ambition et realisation.</w:t>
+        <w:t>Le temps presse. Le point de basculement identifie dans cette etude se situe en 2028 : convergence de la saturation compute et energie UE (chapitre V section 5.7.3), activation potentielle des Cloud Sovereignty Mandates (chapitre V section 5.9), et fin probable de la fenetre de vulnerabilite avant cristallisation des positions. Apres cette date, les positions se rigidifient autour de la baseline 17,6:1 brut / 3,47:1 CACI Power Mode et les dependances deviennent structurelles. La fenetre d'action strategique 2026-2028 est etroite. Les 109 milliards EUR d'investissements IA annonces pour la France, le programme InvestAI de 200 milliards EUR, la montee en puissance de Mistral Compute, et les sites nucleaires EDF dedies constituent les elements d'une reponse. Mais entre l'annonce et l'execution, il y a la distance qui separe la strategie du reel. L'Inde promet 200 milliards USD mais ne dispose que de 1,4 GW installe. L'Europe ne peut pas se permettre un ecart comparable entre ambition et realisation.</w:t>
       </w:r>
     </w:p>
     <w:p>
@@ -916,7 +916,7 @@
           <w:color w:val="555555"/>
           <w:sz w:val="18"/>
         </w:rPr>
-        <w:t>Source : construction de l'auteur, calibration sur le snapshot avril 2026 (US 78,9 pct compute IA operationnel, ratio brut UE 17,6:1, CACI Power Mode 3,64:1).</w:t>
+        <w:t>Source : construction de l'auteur, calibration sur le snapshot avril 2026 (US 78,9 pct compute IA operationnel, ratio brut UE 17,6:1, CACI Power Mode 3,47:1).</w:t>
       </w:r>
     </w:p>
     <w:tbl>
@@ -1056,7 +1056,7 @@
                 <w:color w:val="202020"/>
                 <w:sz w:val="20"/>
               </w:rPr>
-              <w:t>Compute gap 17,6:1 brut / 3,64:1 CACI ; couts training x5-10</w:t>
+              <w:t>Compute gap 17,6:1 brut / 3,47:1 CACI ; couts training x5-10</w:t>
             </w:r>
           </w:p>
         </w:tc>

--- a/docs/a traduire/8/Conclusion_Generale_FR.docx
+++ b/docs/a traduire/8/Conclusion_Generale_FR.docx
@@ -99,7 +99,7 @@
                 <w:color w:val="1A2744"/>
                 <w:sz w:val="22"/>
               </w:rPr>
-              <w:t>76,9 pct du compute IA operationnel mondial = USA</w:t>
+              <w:t>78,9 pct du compute IA operationnel mondial = USA</w:t>
             </w:r>
           </w:p>
         </w:tc>
@@ -141,7 +141,7 @@
                 <w:color w:val="1A2744"/>
                 <w:sz w:val="22"/>
               </w:rPr>
-              <w:t>3,46:1 ratio CACI US/EU (Power Mode)</w:t>
+              <w:t>3,47:1 ratio CACI US/EU (Power Mode)</w:t>
             </w:r>
           </w:p>
         </w:tc>
